--- a/kursovaya/final/Курсовая Богатырев.docx
+++ b/kursovaya/final/Курсовая Богатырев.docx
@@ -1555,8 +1555,6 @@
           <w:szCs w:val="28"/>
         </w:rPr>
       </w:pPr>
-      <w:bookmarkStart w:id="0" w:name="_GoBack"/>
-      <w:bookmarkEnd w:id="0"/>
     </w:p>
     <w:p>
       <w:pPr>
@@ -22865,7 +22863,6 @@
           <w:rFonts w:ascii="Times New Roman" w:hAnsi="Times New Roman" w:cs="Times New Roman"/>
           <w:sz w:val="28"/>
           <w:szCs w:val="28"/>
-          <w:lang w:val="en-US"/>
         </w:rPr>
       </w:pPr>
       <w:r>
@@ -22892,51 +22889,40 @@
           <w:rFonts w:ascii="Times New Roman" w:hAnsi="Times New Roman" w:cs="Times New Roman"/>
           <w:sz w:val="28"/>
           <w:szCs w:val="28"/>
-          <w:lang w:val="en-US"/>
-        </w:rPr>
-      </w:pPr>
-      <w:r>
-        <w:rPr>
-          <w:rFonts w:ascii="Times New Roman" w:hAnsi="Times New Roman" w:cs="Times New Roman"/>
-          <w:sz w:val="28"/>
-          <w:szCs w:val="28"/>
-          <w:lang w:val="en-US"/>
-        </w:rPr>
-        <w:drawing>
-          <wp:inline distT="0" distB="0" distL="0" distR="0" wp14:anchorId="7AA6EAC5" wp14:editId="75EF2D0D">
-            <wp:extent cx="5276850" cy="5829300"/>
-            <wp:effectExtent l="0" t="0" r="0" b="0"/>
-            <wp:docPr id="2" name="Рисунок 2"/>
-            <wp:cNvGraphicFramePr>
-              <a:graphicFrameLocks xmlns:a="http://schemas.openxmlformats.org/drawingml/2006/main" noChangeAspect="1"/>
-            </wp:cNvGraphicFramePr>
-            <a:graphic xmlns:a="http://schemas.openxmlformats.org/drawingml/2006/main">
-              <a:graphicData uri="http://schemas.openxmlformats.org/drawingml/2006/picture">
-                <pic:pic xmlns:pic="http://schemas.openxmlformats.org/drawingml/2006/picture">
-                  <pic:nvPicPr>
-                    <pic:cNvPr id="0" name=""/>
-                    <pic:cNvPicPr/>
-                  </pic:nvPicPr>
-                  <pic:blipFill>
-                    <a:blip r:embed="rId28"/>
-                    <a:stretch>
-                      <a:fillRect/>
-                    </a:stretch>
-                  </pic:blipFill>
-                  <pic:spPr>
-                    <a:xfrm>
-                      <a:off x="0" y="0"/>
-                      <a:ext cx="5282855" cy="5835934"/>
-                    </a:xfrm>
-                    <a:prstGeom prst="rect">
-                      <a:avLst/>
-                    </a:prstGeom>
-                  </pic:spPr>
-                </pic:pic>
-              </a:graphicData>
-            </a:graphic>
-          </wp:inline>
-        </w:drawing>
+        </w:rPr>
+      </w:pPr>
+      <w:r>
+        <w:rPr>
+          <w:rFonts w:ascii="Times New Roman" w:hAnsi="Times New Roman" w:cs="Times New Roman"/>
+          <w:noProof/>
+          <w:sz w:val="28"/>
+          <w:szCs w:val="28"/>
+          <w:lang w:eastAsia="ru-RU"/>
+        </w:rPr>
+        <w:pict>
+          <v:shapetype id="_x0000_t75" coordsize="21600,21600" o:spt="75" o:preferrelative="t" path="m@4@5l@4@11@9@11@9@5xe" filled="f" stroked="f">
+            <v:stroke joinstyle="miter"/>
+            <v:formulas>
+              <v:f eqn="if lineDrawn pixelLineWidth 0"/>
+              <v:f eqn="sum @0 1 0"/>
+              <v:f eqn="sum 0 0 @1"/>
+              <v:f eqn="prod @2 1 2"/>
+              <v:f eqn="prod @3 21600 pixelWidth"/>
+              <v:f eqn="prod @3 21600 pixelHeight"/>
+              <v:f eqn="sum @0 0 1"/>
+              <v:f eqn="prod @6 1 2"/>
+              <v:f eqn="prod @7 21600 pixelWidth"/>
+              <v:f eqn="sum @8 21600 0"/>
+              <v:f eqn="prod @7 21600 pixelHeight"/>
+              <v:f eqn="sum @10 21600 0"/>
+            </v:formulas>
+            <v:path o:extrusionok="f" gradientshapeok="t" o:connecttype="rect"/>
+            <o:lock v:ext="edit" aspectratio="t"/>
+          </v:shapetype>
+          <v:shape id="_x0000_i1025" type="#_x0000_t75" style="width:415.85pt;height:460.55pt">
+            <v:imagedata r:id="rId28" o:title="s"/>
+          </v:shape>
+        </w:pict>
       </w:r>
     </w:p>
     <w:p>
@@ -23002,16 +22988,25 @@
           <w:rFonts w:ascii="Times New Roman" w:hAnsi="Times New Roman" w:cs="Times New Roman"/>
           <w:sz w:val="28"/>
           <w:szCs w:val="28"/>
-          <w:lang w:val="en-US"/>
-        </w:rPr>
-      </w:pPr>
-      <w:r>
-        <w:rPr>
-          <w:rFonts w:ascii="Times New Roman" w:hAnsi="Times New Roman" w:cs="Times New Roman"/>
-          <w:sz w:val="28"/>
-          <w:szCs w:val="28"/>
-        </w:rPr>
-        <w:t>Блок преимуществ перечисляет ключевые выгоды сервиса, главная из которых - «Оформление за 3 минуты». Акцент на скорости является сильным маркетинговым аргументом для современного пользователя, не готового тратить время на бумажную волокиту.</w:t>
+        </w:rPr>
+      </w:pPr>
+      <w:r>
+        <w:rPr>
+          <w:rFonts w:ascii="Times New Roman" w:hAnsi="Times New Roman" w:cs="Times New Roman"/>
+          <w:sz w:val="28"/>
+          <w:szCs w:val="28"/>
+        </w:rPr>
+        <w:t>Блок преимуществ перечисляет ключевые выгоды сервиса, главная из которых - «Оформление за 3 минуты». Акцент на скорости является сильным маркетинговым аргументом для современного пользователя, не готового</w:t>
+      </w:r>
+      <w:bookmarkStart w:id="0" w:name="_GoBack"/>
+      <w:bookmarkEnd w:id="0"/>
+      <w:r>
+        <w:rPr>
+          <w:rFonts w:ascii="Times New Roman" w:hAnsi="Times New Roman" w:cs="Times New Roman"/>
+          <w:sz w:val="28"/>
+          <w:szCs w:val="28"/>
+        </w:rPr>
+        <w:t xml:space="preserve"> тратить время на бумажную волокиту.</w:t>
       </w:r>
     </w:p>
     <w:p>
@@ -23071,8 +23066,10 @@
       <w:r>
         <w:rPr>
           <w:rFonts w:ascii="Times New Roman" w:hAnsi="Times New Roman" w:cs="Times New Roman"/>
-          <w:sz w:val="28"/>
-          <w:szCs w:val="28"/>
+          <w:noProof/>
+          <w:sz w:val="28"/>
+          <w:szCs w:val="28"/>
+          <w:lang w:eastAsia="ru-RU"/>
         </w:rPr>
         <w:drawing>
           <wp:inline distT="0" distB="0" distL="0" distR="0" wp14:anchorId="0F06E93F" wp14:editId="19A46852">
@@ -23381,8 +23378,10 @@
       <w:r>
         <w:rPr>
           <w:rFonts w:ascii="Times New Roman" w:hAnsi="Times New Roman" w:cs="Times New Roman"/>
-          <w:sz w:val="28"/>
-          <w:szCs w:val="28"/>
+          <w:noProof/>
+          <w:sz w:val="28"/>
+          <w:szCs w:val="28"/>
+          <w:lang w:eastAsia="ru-RU"/>
         </w:rPr>
         <w:drawing>
           <wp:inline distT="0" distB="0" distL="0" distR="0" wp14:anchorId="0CBA8933" wp14:editId="01F833D1">
@@ -23600,8 +23599,10 @@
       <w:r>
         <w:rPr>
           <w:rFonts w:ascii="Times New Roman" w:hAnsi="Times New Roman" w:cs="Times New Roman"/>
-          <w:sz w:val="28"/>
-          <w:szCs w:val="28"/>
+          <w:noProof/>
+          <w:sz w:val="28"/>
+          <w:szCs w:val="28"/>
+          <w:lang w:eastAsia="ru-RU"/>
         </w:rPr>
         <w:drawing>
           <wp:inline distT="0" distB="0" distL="0" distR="0" wp14:anchorId="7A6D7946" wp14:editId="2D8BC9C8">
@@ -23741,8 +23742,10 @@
       <w:r>
         <w:rPr>
           <w:rFonts w:ascii="Times New Roman" w:hAnsi="Times New Roman" w:cs="Times New Roman"/>
-          <w:sz w:val="28"/>
-          <w:szCs w:val="28"/>
+          <w:noProof/>
+          <w:sz w:val="28"/>
+          <w:szCs w:val="28"/>
+          <w:lang w:eastAsia="ru-RU"/>
         </w:rPr>
         <w:drawing>
           <wp:inline distT="0" distB="0" distL="0" distR="0" wp14:anchorId="721F2549" wp14:editId="2FE6592E">
@@ -24810,23 +24813,7 @@
           <w:sz w:val="28"/>
           <w:szCs w:val="28"/>
         </w:rPr>
-        <w:t xml:space="preserve">Федеральный закон от 25.04.2002 № 40-ФЗ «Об обязательном страховании гражданской ответственности владельцев транспортных средств» (ред. от 01.01.2025). </w:t>
-      </w:r>
-      <w:r>
-        <w:rPr>
-          <w:rFonts w:ascii="Times New Roman" w:hAnsi="Times New Roman" w:cs="Times New Roman"/>
-          <w:sz w:val="28"/>
-          <w:szCs w:val="28"/>
-        </w:rPr>
-        <w:t>-</w:t>
-      </w:r>
-      <w:r>
-        <w:rPr>
-          <w:rFonts w:ascii="Times New Roman" w:hAnsi="Times New Roman" w:cs="Times New Roman"/>
-          <w:sz w:val="28"/>
-          <w:szCs w:val="28"/>
-        </w:rPr>
-        <w:t xml:space="preserve"> Доступ из справ</w:t>
+        <w:t>Федеральный закон от 25.04.2002 № 40-ФЗ «Об обязательном страховании гражданской ответственности владельцев транспортных средств» (ред. от 01.01.2025). - Доступ из справ</w:t>
       </w:r>
       <w:proofErr w:type="gramStart"/>
       <w:r>
@@ -24844,15 +24831,7 @@
           <w:sz w:val="28"/>
           <w:szCs w:val="28"/>
         </w:rPr>
-        <w:t>прав</w:t>
-      </w:r>
-      <w:r>
-        <w:rPr>
-          <w:rFonts w:ascii="Times New Roman" w:hAnsi="Times New Roman" w:cs="Times New Roman"/>
-          <w:sz w:val="28"/>
-          <w:szCs w:val="28"/>
-        </w:rPr>
-        <w:t>овой системы «</w:t>
+        <w:t>правовой системы «</w:t>
       </w:r>
       <w:proofErr w:type="spellStart"/>
       <w:r>
@@ -24894,23 +24873,7 @@
           <w:sz w:val="28"/>
           <w:szCs w:val="28"/>
         </w:rPr>
-        <w:t xml:space="preserve">Федеральный закон от 27.11.1992 № 4015-1 «Об организации страхового дела в Российской Федерации» (ред. от 01.01.2025). </w:t>
-      </w:r>
-      <w:r>
-        <w:rPr>
-          <w:rFonts w:ascii="Times New Roman" w:hAnsi="Times New Roman" w:cs="Times New Roman"/>
-          <w:sz w:val="28"/>
-          <w:szCs w:val="28"/>
-        </w:rPr>
-        <w:t>-</w:t>
-      </w:r>
-      <w:r>
-        <w:rPr>
-          <w:rFonts w:ascii="Times New Roman" w:hAnsi="Times New Roman" w:cs="Times New Roman"/>
-          <w:sz w:val="28"/>
-          <w:szCs w:val="28"/>
-        </w:rPr>
-        <w:t xml:space="preserve"> Доступ из справ</w:t>
+        <w:t>Федеральный закон от 27.11.1992 № 4015-1 «Об организации страхового дела в Российской Федерации» (ред. от 01.01.2025). - Доступ из справ</w:t>
       </w:r>
       <w:proofErr w:type="gramStart"/>
       <w:r>
@@ -24928,15 +24891,7 @@
           <w:sz w:val="28"/>
           <w:szCs w:val="28"/>
         </w:rPr>
-        <w:t>прав</w:t>
-      </w:r>
-      <w:r>
-        <w:rPr>
-          <w:rFonts w:ascii="Times New Roman" w:hAnsi="Times New Roman" w:cs="Times New Roman"/>
-          <w:sz w:val="28"/>
-          <w:szCs w:val="28"/>
-        </w:rPr>
-        <w:t>овой системы «</w:t>
+        <w:t>правовой системы «</w:t>
       </w:r>
       <w:proofErr w:type="spellStart"/>
       <w:r>
@@ -24978,15 +24933,7 @@
           <w:sz w:val="28"/>
           <w:szCs w:val="28"/>
         </w:rPr>
-        <w:t>ГОСТ 34.602-89. Информационная технология. Комплекс стандартов на автоматизированные системы. Техническое задание на создание автоматизированной систе</w:t>
-      </w:r>
-      <w:r>
-        <w:rPr>
-          <w:rFonts w:ascii="Times New Roman" w:hAnsi="Times New Roman" w:cs="Times New Roman"/>
-          <w:sz w:val="28"/>
-          <w:szCs w:val="28"/>
-        </w:rPr>
-        <w:t xml:space="preserve">мы. - М.: </w:t>
+        <w:t xml:space="preserve">ГОСТ 34.602-89. Информационная технология. Комплекс стандартов на автоматизированные системы. Техническое задание на создание автоматизированной системы. - М.: </w:t>
       </w:r>
       <w:proofErr w:type="spellStart"/>
       <w:r>
@@ -25046,31 +24993,7 @@
           <w:sz w:val="28"/>
           <w:szCs w:val="28"/>
         </w:rPr>
-        <w:t xml:space="preserve"> 8.0 [Электронный ресурс]. </w:t>
-      </w:r>
-      <w:r>
-        <w:rPr>
-          <w:rFonts w:ascii="Times New Roman" w:hAnsi="Times New Roman" w:cs="Times New Roman"/>
-          <w:sz w:val="28"/>
-          <w:szCs w:val="28"/>
-        </w:rPr>
-        <w:t>-</w:t>
-      </w:r>
-      <w:r>
-        <w:rPr>
-          <w:rFonts w:ascii="Times New Roman" w:hAnsi="Times New Roman" w:cs="Times New Roman"/>
-          <w:sz w:val="28"/>
-          <w:szCs w:val="28"/>
-        </w:rPr>
-        <w:t xml:space="preserve"> Режим доступа: https://d</w:t>
-      </w:r>
-      <w:r>
-        <w:rPr>
-          <w:rFonts w:ascii="Times New Roman" w:hAnsi="Times New Roman" w:cs="Times New Roman"/>
-          <w:sz w:val="28"/>
-          <w:szCs w:val="28"/>
-        </w:rPr>
-        <w:t>ev.mysql.com/doc/refman/8.0/en/</w:t>
+        <w:t xml:space="preserve"> 8.0 [Электронный ресурс]. - Режим доступа: https://dev.mysql.com/doc/refman/8.0/en/</w:t>
       </w:r>
     </w:p>
     <w:p>
@@ -25112,31 +25035,7 @@
           <w:sz w:val="28"/>
           <w:szCs w:val="28"/>
         </w:rPr>
-        <w:t xml:space="preserve"> [Электронный ресурс]. </w:t>
-      </w:r>
-      <w:r>
-        <w:rPr>
-          <w:rFonts w:ascii="Times New Roman" w:hAnsi="Times New Roman" w:cs="Times New Roman"/>
-          <w:sz w:val="28"/>
-          <w:szCs w:val="28"/>
-        </w:rPr>
-        <w:t>-</w:t>
-      </w:r>
-      <w:r>
-        <w:rPr>
-          <w:rFonts w:ascii="Times New Roman" w:hAnsi="Times New Roman" w:cs="Times New Roman"/>
-          <w:sz w:val="28"/>
-          <w:szCs w:val="28"/>
-        </w:rPr>
-        <w:t xml:space="preserve"> Режим доступ</w:t>
-      </w:r>
-      <w:r>
-        <w:rPr>
-          <w:rFonts w:ascii="Times New Roman" w:hAnsi="Times New Roman" w:cs="Times New Roman"/>
-          <w:sz w:val="28"/>
-          <w:szCs w:val="28"/>
-        </w:rPr>
-        <w:t>а: https://docs.phpmyadmin.net/</w:t>
+        <w:t xml:space="preserve"> [Электронный ресурс]. - Режим доступа: https://docs.phpmyadmin.net/</w:t>
       </w:r>
     </w:p>
     <w:p>
@@ -25178,31 +25077,7 @@
           <w:sz w:val="28"/>
           <w:szCs w:val="28"/>
         </w:rPr>
-        <w:t xml:space="preserve"> [Электронный ресурс]. </w:t>
-      </w:r>
-      <w:r>
-        <w:rPr>
-          <w:rFonts w:ascii="Times New Roman" w:hAnsi="Times New Roman" w:cs="Times New Roman"/>
-          <w:sz w:val="28"/>
-          <w:szCs w:val="28"/>
-        </w:rPr>
-        <w:t>-</w:t>
-      </w:r>
-      <w:r>
-        <w:rPr>
-          <w:rFonts w:ascii="Times New Roman" w:hAnsi="Times New Roman" w:cs="Times New Roman"/>
-          <w:sz w:val="28"/>
-          <w:szCs w:val="28"/>
-        </w:rPr>
-        <w:t xml:space="preserve"> Режим д</w:t>
-      </w:r>
-      <w:r>
-        <w:rPr>
-          <w:rFonts w:ascii="Times New Roman" w:hAnsi="Times New Roman" w:cs="Times New Roman"/>
-          <w:sz w:val="28"/>
-          <w:szCs w:val="28"/>
-        </w:rPr>
-        <w:t>оступа: https://help.figma.com/</w:t>
+        <w:t xml:space="preserve"> [Электронный ресурс]. - Режим доступа: https://help.figma.com/</w:t>
       </w:r>
     </w:p>
     <w:p>
@@ -25226,23 +25101,7 @@
           <w:sz w:val="28"/>
           <w:szCs w:val="28"/>
         </w:rPr>
-        <w:t xml:space="preserve">Руководство по языку UML [Электронный ресурс]. </w:t>
-      </w:r>
-      <w:r>
-        <w:rPr>
-          <w:rFonts w:ascii="Times New Roman" w:hAnsi="Times New Roman" w:cs="Times New Roman"/>
-          <w:sz w:val="28"/>
-          <w:szCs w:val="28"/>
-        </w:rPr>
-        <w:t>-</w:t>
-      </w:r>
-      <w:r>
-        <w:rPr>
-          <w:rFonts w:ascii="Times New Roman" w:hAnsi="Times New Roman" w:cs="Times New Roman"/>
-          <w:sz w:val="28"/>
-          <w:szCs w:val="28"/>
-        </w:rPr>
-        <w:t xml:space="preserve"> Режим доступа: https://www.uml.org/</w:t>
+        <w:t>Руководство по языку UML [Электронный ресурс]. - Режим доступа: https://www.uml.org/</w:t>
       </w:r>
     </w:p>
     <w:sectPr>
@@ -25291,6 +25150,7 @@
         <w:docPartUnique/>
       </w:docPartObj>
     </w:sdtPr>
+    <w:sdtEndPr/>
     <w:sdtContent>
       <w:p>
         <w:pPr>
@@ -25310,7 +25170,7 @@
           <w:rPr>
             <w:noProof/>
           </w:rPr>
-          <w:t>6</w:t>
+          <w:t>45</w:t>
         </w:r>
         <w:r>
           <w:fldChar w:fldCharType="end"/>
@@ -30107,512 +29967,6 @@
 </w:styles>
 </file>
 
-<file path=word/glossary/document.xml><?xml version="1.0" encoding="utf-8"?>
-<w:glossaryDocument xmlns:wpc="http://schemas.microsoft.com/office/word/2010/wordprocessingCanvas" xmlns:mc="http://schemas.openxmlformats.org/markup-compatibility/2006" xmlns:o="urn:schemas-microsoft-com:office:office" xmlns:r="http://schemas.openxmlformats.org/officeDocument/2006/relationships" xmlns:m="http://schemas.openxmlformats.org/officeDocument/2006/math" xmlns:v="urn:schemas-microsoft-com:vml" xmlns:wp14="http://schemas.microsoft.com/office/word/2010/wordprocessingDrawing" xmlns:wp="http://schemas.openxmlformats.org/drawingml/2006/wordprocessingDrawing" xmlns:w10="urn:schemas-microsoft-com:office:word" xmlns:w="http://schemas.openxmlformats.org/wordprocessingml/2006/main" xmlns:w14="http://schemas.microsoft.com/office/word/2010/wordml" xmlns:wpg="http://schemas.microsoft.com/office/word/2010/wordprocessingGroup" xmlns:wpi="http://schemas.microsoft.com/office/word/2010/wordprocessingInk" xmlns:wne="http://schemas.microsoft.com/office/word/2006/wordml" xmlns:wps="http://schemas.microsoft.com/office/word/2010/wordprocessingShape" mc:Ignorable="w14 wp14"/>
-</file>
-
-<file path=word/glossary/fontTable.xml><?xml version="1.0" encoding="utf-8"?>
-<w:fonts xmlns:mc="http://schemas.openxmlformats.org/markup-compatibility/2006" xmlns:r="http://schemas.openxmlformats.org/officeDocument/2006/relationships" xmlns:w="http://schemas.openxmlformats.org/wordprocessingml/2006/main" xmlns:w14="http://schemas.microsoft.com/office/word/2010/wordml" mc:Ignorable="w14">
-  <w:font w:name="Symbol">
-    <w:panose1 w:val="05050102010706020507"/>
-    <w:charset w:val="02"/>
-    <w:family w:val="roman"/>
-    <w:pitch w:val="variable"/>
-    <w:sig w:usb0="00000000" w:usb1="10000000" w:usb2="00000000" w:usb3="00000000" w:csb0="80000000" w:csb1="00000000"/>
-  </w:font>
-  <w:font w:name="Times New Roman">
-    <w:panose1 w:val="02020603050405020304"/>
-    <w:charset w:val="CC"/>
-    <w:family w:val="roman"/>
-    <w:pitch w:val="variable"/>
-    <w:sig w:usb0="E0002EFF" w:usb1="C000785B" w:usb2="00000009" w:usb3="00000000" w:csb0="000001FF" w:csb1="00000000"/>
-  </w:font>
-  <w:font w:name="Courier New">
-    <w:panose1 w:val="02070309020205020404"/>
-    <w:charset w:val="CC"/>
-    <w:family w:val="modern"/>
-    <w:pitch w:val="fixed"/>
-    <w:sig w:usb0="E0002EFF" w:usb1="C0007843" w:usb2="00000009" w:usb3="00000000" w:csb0="000001FF" w:csb1="00000000"/>
-  </w:font>
-  <w:font w:name="Wingdings">
-    <w:panose1 w:val="05000000000000000000"/>
-    <w:charset w:val="02"/>
-    <w:family w:val="auto"/>
-    <w:pitch w:val="variable"/>
-    <w:sig w:usb0="00000000" w:usb1="10000000" w:usb2="00000000" w:usb3="00000000" w:csb0="80000000" w:csb1="00000000"/>
-  </w:font>
-  <w:font w:name="Calibri">
-    <w:panose1 w:val="020F0502020204030204"/>
-    <w:charset w:val="CC"/>
-    <w:family w:val="swiss"/>
-    <w:pitch w:val="variable"/>
-    <w:sig w:usb0="E4002EFF" w:usb1="C000247B" w:usb2="00000009" w:usb3="00000000" w:csb0="000001FF" w:csb1="00000000"/>
-  </w:font>
-  <w:font w:name="Cambria">
-    <w:panose1 w:val="02040503050406030204"/>
-    <w:charset w:val="CC"/>
-    <w:family w:val="roman"/>
-    <w:pitch w:val="variable"/>
-    <w:sig w:usb0="E00006FF" w:usb1="420024FF" w:usb2="02000000" w:usb3="00000000" w:csb0="0000019F" w:csb1="00000000"/>
-  </w:font>
-  <w:font w:name="Tahoma">
-    <w:panose1 w:val="020B0604030504040204"/>
-    <w:charset w:val="CC"/>
-    <w:family w:val="swiss"/>
-    <w:pitch w:val="variable"/>
-    <w:sig w:usb0="E1002EFF" w:usb1="C000605B" w:usb2="00000029" w:usb3="00000000" w:csb0="000101FF" w:csb1="00000000"/>
-  </w:font>
-</w:fonts>
-</file>
-
-<file path=word/glossary/settings.xml><?xml version="1.0" encoding="utf-8"?>
-<w:settings xmlns:mc="http://schemas.openxmlformats.org/markup-compatibility/2006" xmlns:o="urn:schemas-microsoft-com:office:office" xmlns:r="http://schemas.openxmlformats.org/officeDocument/2006/relationships" xmlns:m="http://schemas.openxmlformats.org/officeDocument/2006/math" xmlns:v="urn:schemas-microsoft-com:vml" xmlns:w10="urn:schemas-microsoft-com:office:word" xmlns:w="http://schemas.openxmlformats.org/wordprocessingml/2006/main" xmlns:w14="http://schemas.microsoft.com/office/word/2010/wordml" xmlns:sl="http://schemas.openxmlformats.org/schemaLibrary/2006/main" mc:Ignorable="w14">
-  <w:view w:val="normal"/>
-  <w:defaultTabStop w:val="708"/>
-  <w:characterSpacingControl w:val="doNotCompress"/>
-  <w:compat>
-    <w:useFELayout/>
-    <w:compatSetting w:name="compatibilityMode" w:uri="http://schemas.microsoft.com/office/word" w:val="14"/>
-    <w:compatSetting w:name="overrideTableStyleFontSizeAndJustification" w:uri="http://schemas.microsoft.com/office/word" w:val="1"/>
-    <w:compatSetting w:name="enableOpenTypeFeatures" w:uri="http://schemas.microsoft.com/office/word" w:val="1"/>
-    <w:compatSetting w:name="doNotFlipMirrorIndents" w:uri="http://schemas.microsoft.com/office/word" w:val="1"/>
-  </w:compat>
-  <w:rsids>
-    <w:rsidRoot w:val="00251C6E"/>
-    <w:rsid w:val="00251C6E"/>
-    <w:rsid w:val="002538C3"/>
-  </w:rsids>
-  <m:mathPr>
-    <m:mathFont m:val="Cambria Math"/>
-    <m:brkBin m:val="before"/>
-    <m:brkBinSub m:val="--"/>
-    <m:smallFrac m:val="0"/>
-    <m:dispDef/>
-    <m:lMargin m:val="0"/>
-    <m:rMargin m:val="0"/>
-    <m:defJc m:val="centerGroup"/>
-    <m:wrapIndent m:val="1440"/>
-    <m:intLim m:val="subSup"/>
-    <m:naryLim m:val="undOvr"/>
-  </m:mathPr>
-  <w:themeFontLang w:val="ru-RU"/>
-  <w:clrSchemeMapping w:bg1="light1" w:t1="dark1" w:bg2="light2" w:t2="dark2" w:accent1="accent1" w:accent2="accent2" w:accent3="accent3" w:accent4="accent4" w:accent5="accent5" w:accent6="accent6" w:hyperlink="hyperlink" w:followedHyperlink="followedHyperlink"/>
-  <w:decimalSymbol w:val=","/>
-  <w:listSeparator w:val=";"/>
-</w:settings>
-</file>
-
-<file path=word/glossary/styles.xml><?xml version="1.0" encoding="utf-8"?>
-<w:styles xmlns:mc="http://schemas.openxmlformats.org/markup-compatibility/2006" xmlns:r="http://schemas.openxmlformats.org/officeDocument/2006/relationships" xmlns:w="http://schemas.openxmlformats.org/wordprocessingml/2006/main" xmlns:w14="http://schemas.microsoft.com/office/word/2010/wordml" mc:Ignorable="w14">
-  <w:docDefaults>
-    <w:rPrDefault>
-      <w:rPr>
-        <w:rFonts w:asciiTheme="minorHAnsi" w:eastAsiaTheme="minorEastAsia" w:hAnsiTheme="minorHAnsi" w:cstheme="minorBidi"/>
-        <w:sz w:val="22"/>
-        <w:szCs w:val="22"/>
-        <w:lang w:val="ru-RU" w:eastAsia="ru-RU" w:bidi="ar-SA"/>
-      </w:rPr>
-    </w:rPrDefault>
-    <w:pPrDefault>
-      <w:pPr>
-        <w:spacing w:after="200" w:line="276" w:lineRule="auto"/>
-      </w:pPr>
-    </w:pPrDefault>
-  </w:docDefaults>
-  <w:latentStyles w:defLockedState="0" w:defUIPriority="99" w:defSemiHidden="1" w:defUnhideWhenUsed="1" w:defQFormat="0" w:count="267">
-    <w:lsdException w:name="Normal" w:semiHidden="0" w:uiPriority="0" w:unhideWhenUsed="0" w:qFormat="1"/>
-    <w:lsdException w:name="heading 1" w:semiHidden="0" w:uiPriority="9" w:unhideWhenUsed="0" w:qFormat="1"/>
-    <w:lsdException w:name="heading 2" w:uiPriority="9" w:qFormat="1"/>
-    <w:lsdException w:name="heading 3" w:uiPriority="9" w:qFormat="1"/>
-    <w:lsdException w:name="heading 4" w:uiPriority="9" w:qFormat="1"/>
-    <w:lsdException w:name="heading 5" w:uiPriority="9" w:qFormat="1"/>
-    <w:lsdException w:name="heading 6" w:uiPriority="9" w:qFormat="1"/>
-    <w:lsdException w:name="heading 7" w:uiPriority="9" w:qFormat="1"/>
-    <w:lsdException w:name="heading 8" w:uiPriority="9" w:qFormat="1"/>
-    <w:lsdException w:name="heading 9" w:uiPriority="9" w:qFormat="1"/>
-    <w:lsdException w:name="toc 1" w:uiPriority="39"/>
-    <w:lsdException w:name="toc 2" w:uiPriority="39"/>
-    <w:lsdException w:name="toc 3" w:uiPriority="39"/>
-    <w:lsdException w:name="toc 4" w:uiPriority="39"/>
-    <w:lsdException w:name="toc 5" w:uiPriority="39"/>
-    <w:lsdException w:name="toc 6" w:uiPriority="39"/>
-    <w:lsdException w:name="toc 7" w:uiPriority="39"/>
-    <w:lsdException w:name="toc 8" w:uiPriority="39"/>
-    <w:lsdException w:name="toc 9" w:uiPriority="39"/>
-    <w:lsdException w:name="caption" w:uiPriority="35" w:qFormat="1"/>
-    <w:lsdException w:name="Title" w:semiHidden="0" w:uiPriority="10" w:unhideWhenUsed="0" w:qFormat="1"/>
-    <w:lsdException w:name="Default Paragraph Font" w:uiPriority="1"/>
-    <w:lsdException w:name="Subtitle" w:semiHidden="0" w:uiPriority="11" w:unhideWhenUsed="0" w:qFormat="1"/>
-    <w:lsdException w:name="Strong" w:semiHidden="0" w:uiPriority="22" w:unhideWhenUsed="0" w:qFormat="1"/>
-    <w:lsdException w:name="Emphasis" w:semiHidden="0" w:uiPriority="20" w:unhideWhenUsed="0" w:qFormat="1"/>
-    <w:lsdException w:name="Table Grid" w:semiHidden="0" w:uiPriority="59" w:unhideWhenUsed="0"/>
-    <w:lsdException w:name="Placeholder Text" w:unhideWhenUsed="0"/>
-    <w:lsdException w:name="No Spacing" w:semiHidden="0" w:uiPriority="1" w:unhideWhenUsed="0" w:qFormat="1"/>
-    <w:lsdException w:name="Light Shading" w:semiHidden="0" w:uiPriority="60" w:unhideWhenUsed="0"/>
-    <w:lsdException w:name="Light List" w:semiHidden="0" w:uiPriority="61" w:unhideWhenUsed="0"/>
-    <w:lsdException w:name="Light Grid" w:semiHidden="0" w:uiPriority="62" w:unhideWhenUsed="0"/>
-    <w:lsdException w:name="Medium Shading 1" w:semiHidden="0" w:uiPriority="63" w:unhideWhenUsed="0"/>
-    <w:lsdException w:name="Medium Shading 2" w:semiHidden="0" w:uiPriority="64" w:unhideWhenUsed="0"/>
-    <w:lsdException w:name="Medium List 1" w:semiHidden="0" w:uiPriority="65" w:unhideWhenUsed="0"/>
-    <w:lsdException w:name="Medium List 2" w:semiHidden="0" w:uiPriority="66" w:unhideWhenUsed="0"/>
-    <w:lsdException w:name="Medium Grid 1" w:semiHidden="0" w:uiPriority="67" w:unhideWhenUsed="0"/>
-    <w:lsdException w:name="Medium Grid 2" w:semiHidden="0" w:uiPriority="68" w:unhideWhenUsed="0"/>
-    <w:lsdException w:name="Medium Grid 3" w:semiHidden="0" w:uiPriority="69" w:unhideWhenUsed="0"/>
-    <w:lsdException w:name="Dark List" w:semiHidden="0" w:uiPriority="70" w:unhideWhenUsed="0"/>
-    <w:lsdException w:name="Colorful Shading" w:semiHidden="0" w:uiPriority="71" w:unhideWhenUsed="0"/>
-    <w:lsdException w:name="Colorful List" w:semiHidden="0" w:uiPriority="72" w:unhideWhenUsed="0"/>
-    <w:lsdException w:name="Colorful Grid" w:semiHidden="0" w:uiPriority="73" w:unhideWhenUsed="0"/>
-    <w:lsdException w:name="Light Shading Accent 1" w:semiHidden="0" w:uiPriority="60" w:unhideWhenUsed="0"/>
-    <w:lsdException w:name="Light List Accent 1" w:semiHidden="0" w:uiPriority="61" w:unhideWhenUsed="0"/>
-    <w:lsdException w:name="Light Grid Accent 1" w:semiHidden="0" w:uiPriority="62" w:unhideWhenUsed="0"/>
-    <w:lsdException w:name="Medium Shading 1 Accent 1" w:semiHidden="0" w:uiPriority="63" w:unhideWhenUsed="0"/>
-    <w:lsdException w:name="Medium Shading 2 Accent 1" w:semiHidden="0" w:uiPriority="64" w:unhideWhenUsed="0"/>
-    <w:lsdException w:name="Medium List 1 Accent 1" w:semiHidden="0" w:uiPriority="65" w:unhideWhenUsed="0"/>
-    <w:lsdException w:name="Revision" w:unhideWhenUsed="0"/>
-    <w:lsdException w:name="List Paragraph" w:semiHidden="0" w:uiPriority="34" w:unhideWhenUsed="0" w:qFormat="1"/>
-    <w:lsdException w:name="Quote" w:semiHidden="0" w:uiPriority="29" w:unhideWhenUsed="0" w:qFormat="1"/>
-    <w:lsdException w:name="Intense Quote" w:semiHidden="0" w:uiPriority="30" w:unhideWhenUsed="0" w:qFormat="1"/>
-    <w:lsdException w:name="Medium List 2 Accent 1" w:semiHidden="0" w:uiPriority="66" w:unhideWhenUsed="0"/>
-    <w:lsdException w:name="Medium Grid 1 Accent 1" w:semiHidden="0" w:uiPriority="67" w:unhideWhenUsed="0"/>
-    <w:lsdException w:name="Medium Grid 2 Accent 1" w:semiHidden="0" w:uiPriority="68" w:unhideWhenUsed="0"/>
-    <w:lsdException w:name="Medium Grid 3 Accent 1" w:semiHidden="0" w:uiPriority="69" w:unhideWhenUsed="0"/>
-    <w:lsdException w:name="Dark List Accent 1" w:semiHidden="0" w:uiPriority="70" w:unhideWhenUsed="0"/>
-    <w:lsdException w:name="Colorful Shading Accent 1" w:semiHidden="0" w:uiPriority="71" w:unhideWhenUsed="0"/>
-    <w:lsdException w:name="Colorful List Accent 1" w:semiHidden="0" w:uiPriority="72" w:unhideWhenUsed="0"/>
-    <w:lsdException w:name="Colorful Grid Accent 1" w:semiHidden="0" w:uiPriority="73" w:unhideWhenUsed="0"/>
-    <w:lsdException w:name="Light Shading Accent 2" w:semiHidden="0" w:uiPriority="60" w:unhideWhenUsed="0"/>
-    <w:lsdException w:name="Light List Accent 2" w:semiHidden="0" w:uiPriority="61" w:unhideWhenUsed="0"/>
-    <w:lsdException w:name="Light Grid Accent 2" w:semiHidden="0" w:uiPriority="62" w:unhideWhenUsed="0"/>
-    <w:lsdException w:name="Medium Shading 1 Accent 2" w:semiHidden="0" w:uiPriority="63" w:unhideWhenUsed="0"/>
-    <w:lsdException w:name="Medium Shading 2 Accent 2" w:semiHidden="0" w:uiPriority="64" w:unhideWhenUsed="0"/>
-    <w:lsdException w:name="Medium List 1 Accent 2" w:semiHidden="0" w:uiPriority="65" w:unhideWhenUsed="0"/>
-    <w:lsdException w:name="Medium List 2 Accent 2" w:semiHidden="0" w:uiPriority="66" w:unhideWhenUsed="0"/>
-    <w:lsdException w:name="Medium Grid 1 Accent 2" w:semiHidden="0" w:uiPriority="67" w:unhideWhenUsed="0"/>
-    <w:lsdException w:name="Medium Grid 2 Accent 2" w:semiHidden="0" w:uiPriority="68" w:unhideWhenUsed="0"/>
-    <w:lsdException w:name="Medium Grid 3 Accent 2" w:semiHidden="0" w:uiPriority="69" w:unhideWhenUsed="0"/>
-    <w:lsdException w:name="Dark List Accent 2" w:semiHidden="0" w:uiPriority="70" w:unhideWhenUsed="0"/>
-    <w:lsdException w:name="Colorful Shading Accent 2" w:semiHidden="0" w:uiPriority="71" w:unhideWhenUsed="0"/>
-    <w:lsdException w:name="Colorful List Accent 2" w:semiHidden="0" w:uiPriority="72" w:unhideWhenUsed="0"/>
-    <w:lsdException w:name="Colorful Grid Accent 2" w:semiHidden="0" w:uiPriority="73" w:unhideWhenUsed="0"/>
-    <w:lsdException w:name="Light Shading Accent 3" w:semiHidden="0" w:uiPriority="60" w:unhideWhenUsed="0"/>
-    <w:lsdException w:name="Light List Accent 3" w:semiHidden="0" w:uiPriority="61" w:unhideWhenUsed="0"/>
-    <w:lsdException w:name="Light Grid Accent 3" w:semiHidden="0" w:uiPriority="62" w:unhideWhenUsed="0"/>
-    <w:lsdException w:name="Medium Shading 1 Accent 3" w:semiHidden="0" w:uiPriority="63" w:unhideWhenUsed="0"/>
-    <w:lsdException w:name="Medium Shading 2 Accent 3" w:semiHidden="0" w:uiPriority="64" w:unhideWhenUsed="0"/>
-    <w:lsdException w:name="Medium List 1 Accent 3" w:semiHidden="0" w:uiPriority="65" w:unhideWhenUsed="0"/>
-    <w:lsdException w:name="Medium List 2 Accent 3" w:semiHidden="0" w:uiPriority="66" w:unhideWhenUsed="0"/>
-    <w:lsdException w:name="Medium Grid 1 Accent 3" w:semiHidden="0" w:uiPriority="67" w:unhideWhenUsed="0"/>
-    <w:lsdException w:name="Medium Grid 2 Accent 3" w:semiHidden="0" w:uiPriority="68" w:unhideWhenUsed="0"/>
-    <w:lsdException w:name="Medium Grid 3 Accent 3" w:semiHidden="0" w:uiPriority="69" w:unhideWhenUsed="0"/>
-    <w:lsdException w:name="Dark List Accent 3" w:semiHidden="0" w:uiPriority="70" w:unhideWhenUsed="0"/>
-    <w:lsdException w:name="Colorful Shading Accent 3" w:semiHidden="0" w:uiPriority="71" w:unhideWhenUsed="0"/>
-    <w:lsdException w:name="Colorful List Accent 3" w:semiHidden="0" w:uiPriority="72" w:unhideWhenUsed="0"/>
-    <w:lsdException w:name="Colorful Grid Accent 3" w:semiHidden="0" w:uiPriority="73" w:unhideWhenUsed="0"/>
-    <w:lsdException w:name="Light Shading Accent 4" w:semiHidden="0" w:uiPriority="60" w:unhideWhenUsed="0"/>
-    <w:lsdException w:name="Light List Accent 4" w:semiHidden="0" w:uiPriority="61" w:unhideWhenUsed="0"/>
-    <w:lsdException w:name="Light Grid Accent 4" w:semiHidden="0" w:uiPriority="62" w:unhideWhenUsed="0"/>
-    <w:lsdException w:name="Medium Shading 1 Accent 4" w:semiHidden="0" w:uiPriority="63" w:unhideWhenUsed="0"/>
-    <w:lsdException w:name="Medium Shading 2 Accent 4" w:semiHidden="0" w:uiPriority="64" w:unhideWhenUsed="0"/>
-    <w:lsdException w:name="Medium List 1 Accent 4" w:semiHidden="0" w:uiPriority="65" w:unhideWhenUsed="0"/>
-    <w:lsdException w:name="Medium List 2 Accent 4" w:semiHidden="0" w:uiPriority="66" w:unhideWhenUsed="0"/>
-    <w:lsdException w:name="Medium Grid 1 Accent 4" w:semiHidden="0" w:uiPriority="67" w:unhideWhenUsed="0"/>
-    <w:lsdException w:name="Medium Grid 2 Accent 4" w:semiHidden="0" w:uiPriority="68" w:unhideWhenUsed="0"/>
-    <w:lsdException w:name="Medium Grid 3 Accent 4" w:semiHidden="0" w:uiPriority="69" w:unhideWhenUsed="0"/>
-    <w:lsdException w:name="Dark List Accent 4" w:semiHidden="0" w:uiPriority="70" w:unhideWhenUsed="0"/>
-    <w:lsdException w:name="Colorful Shading Accent 4" w:semiHidden="0" w:uiPriority="71" w:unhideWhenUsed="0"/>
-    <w:lsdException w:name="Colorful List Accent 4" w:semiHidden="0" w:uiPriority="72" w:unhideWhenUsed="0"/>
-    <w:lsdException w:name="Colorful Grid Accent 4" w:semiHidden="0" w:uiPriority="73" w:unhideWhenUsed="0"/>
-    <w:lsdException w:name="Light Shading Accent 5" w:semiHidden="0" w:uiPriority="60" w:unhideWhenUsed="0"/>
-    <w:lsdException w:name="Light List Accent 5" w:semiHidden="0" w:uiPriority="61" w:unhideWhenUsed="0"/>
-    <w:lsdException w:name="Light Grid Accent 5" w:semiHidden="0" w:uiPriority="62" w:unhideWhenUsed="0"/>
-    <w:lsdException w:name="Medium Shading 1 Accent 5" w:semiHidden="0" w:uiPriority="63" w:unhideWhenUsed="0"/>
-    <w:lsdException w:name="Medium Shading 2 Accent 5" w:semiHidden="0" w:uiPriority="64" w:unhideWhenUsed="0"/>
-    <w:lsdException w:name="Medium List 1 Accent 5" w:semiHidden="0" w:uiPriority="65" w:unhideWhenUsed="0"/>
-    <w:lsdException w:name="Medium List 2 Accent 5" w:semiHidden="0" w:uiPriority="66" w:unhideWhenUsed="0"/>
-    <w:lsdException w:name="Medium Grid 1 Accent 5" w:semiHidden="0" w:uiPriority="67" w:unhideWhenUsed="0"/>
-    <w:lsdException w:name="Medium Grid 2 Accent 5" w:semiHidden="0" w:uiPriority="68" w:unhideWhenUsed="0"/>
-    <w:lsdException w:name="Medium Grid 3 Accent 5" w:semiHidden="0" w:uiPriority="69" w:unhideWhenUsed="0"/>
-    <w:lsdException w:name="Dark List Accent 5" w:semiHidden="0" w:uiPriority="70" w:unhideWhenUsed="0"/>
-    <w:lsdException w:name="Colorful Shading Accent 5" w:semiHidden="0" w:uiPriority="71" w:unhideWhenUsed="0"/>
-    <w:lsdException w:name="Colorful List Accent 5" w:semiHidden="0" w:uiPriority="72" w:unhideWhenUsed="0"/>
-    <w:lsdException w:name="Colorful Grid Accent 5" w:semiHidden="0" w:uiPriority="73" w:unhideWhenUsed="0"/>
-    <w:lsdException w:name="Light Shading Accent 6" w:semiHidden="0" w:uiPriority="60" w:unhideWhenUsed="0"/>
-    <w:lsdException w:name="Light List Accent 6" w:semiHidden="0" w:uiPriority="61" w:unhideWhenUsed="0"/>
-    <w:lsdException w:name="Light Grid Accent 6" w:semiHidden="0" w:uiPriority="62" w:unhideWhenUsed="0"/>
-    <w:lsdException w:name="Medium Shading 1 Accent 6" w:semiHidden="0" w:uiPriority="63" w:unhideWhenUsed="0"/>
-    <w:lsdException w:name="Medium Shading 2 Accent 6" w:semiHidden="0" w:uiPriority="64" w:unhideWhenUsed="0"/>
-    <w:lsdException w:name="Medium List 1 Accent 6" w:semiHidden="0" w:uiPriority="65" w:unhideWhenUsed="0"/>
-    <w:lsdException w:name="Medium List 2 Accent 6" w:semiHidden="0" w:uiPriority="66" w:unhideWhenUsed="0"/>
-    <w:lsdException w:name="Medium Grid 1 Accent 6" w:semiHidden="0" w:uiPriority="67" w:unhideWhenUsed="0"/>
-    <w:lsdException w:name="Medium Grid 2 Accent 6" w:semiHidden="0" w:uiPriority="68" w:unhideWhenUsed="0"/>
-    <w:lsdException w:name="Medium Grid 3 Accent 6" w:semiHidden="0" w:uiPriority="69" w:unhideWhenUsed="0"/>
-    <w:lsdException w:name="Dark List Accent 6" w:semiHidden="0" w:uiPriority="70" w:unhideWhenUsed="0"/>
-    <w:lsdException w:name="Colorful Shading Accent 6" w:semiHidden="0" w:uiPriority="71" w:unhideWhenUsed="0"/>
-    <w:lsdException w:name="Colorful List Accent 6" w:semiHidden="0" w:uiPriority="72" w:unhideWhenUsed="0"/>
-    <w:lsdException w:name="Colorful Grid Accent 6" w:semiHidden="0" w:uiPriority="73" w:unhideWhenUsed="0"/>
-    <w:lsdException w:name="Subtle Emphasis" w:semiHidden="0" w:uiPriority="19" w:unhideWhenUsed="0" w:qFormat="1"/>
-    <w:lsdException w:name="Intense Emphasis" w:semiHidden="0" w:uiPriority="21" w:unhideWhenUsed="0" w:qFormat="1"/>
-    <w:lsdException w:name="Subtle Reference" w:semiHidden="0" w:uiPriority="31" w:unhideWhenUsed="0" w:qFormat="1"/>
-    <w:lsdException w:name="Intense Reference" w:semiHidden="0" w:uiPriority="32" w:unhideWhenUsed="0" w:qFormat="1"/>
-    <w:lsdException w:name="Book Title" w:semiHidden="0" w:uiPriority="33" w:unhideWhenUsed="0" w:qFormat="1"/>
-    <w:lsdException w:name="Bibliography" w:uiPriority="37"/>
-    <w:lsdException w:name="TOC Heading" w:uiPriority="39" w:qFormat="1"/>
-  </w:latentStyles>
-  <w:style w:type="paragraph" w:default="1" w:styleId="a">
-    <w:name w:val="Normal"/>
-    <w:qFormat/>
-  </w:style>
-  <w:style w:type="character" w:default="1" w:styleId="a0">
-    <w:name w:val="Default Paragraph Font"/>
-    <w:uiPriority w:val="1"/>
-    <w:semiHidden/>
-    <w:unhideWhenUsed/>
-  </w:style>
-  <w:style w:type="table" w:default="1" w:styleId="a1">
-    <w:name w:val="Normal Table"/>
-    <w:uiPriority w:val="99"/>
-    <w:semiHidden/>
-    <w:unhideWhenUsed/>
-    <w:tblPr>
-      <w:tblInd w:w="0" w:type="dxa"/>
-      <w:tblCellMar>
-        <w:top w:w="0" w:type="dxa"/>
-        <w:left w:w="108" w:type="dxa"/>
-        <w:bottom w:w="0" w:type="dxa"/>
-        <w:right w:w="108" w:type="dxa"/>
-      </w:tblCellMar>
-    </w:tblPr>
-  </w:style>
-  <w:style w:type="numbering" w:default="1" w:styleId="a2">
-    <w:name w:val="No List"/>
-    <w:uiPriority w:val="99"/>
-    <w:semiHidden/>
-    <w:unhideWhenUsed/>
-  </w:style>
-  <w:style w:type="paragraph" w:customStyle="1" w:styleId="0CFA87E8AFA24D1C84473403A2A2221C">
-    <w:name w:val="0CFA87E8AFA24D1C84473403A2A2221C"/>
-    <w:rsid w:val="00251C6E"/>
-  </w:style>
-  <w:style w:type="paragraph" w:customStyle="1" w:styleId="DC7034FB6801479499D355471C58A081">
-    <w:name w:val="DC7034FB6801479499D355471C58A081"/>
-    <w:rsid w:val="00251C6E"/>
-  </w:style>
-  <w:style w:type="paragraph" w:customStyle="1" w:styleId="4CE62BABCD1748DCAE9AF4F388D23014">
-    <w:name w:val="4CE62BABCD1748DCAE9AF4F388D23014"/>
-    <w:rsid w:val="00251C6E"/>
-  </w:style>
-</w:styles>
-</file>
-
-<file path=word/glossary/stylesWithEffects.xml><?xml version="1.0" encoding="utf-8"?>
-<w:styles xmlns:wpc="http://schemas.microsoft.com/office/word/2010/wordprocessingCanvas" xmlns:mc="http://schemas.openxmlformats.org/markup-compatibility/2006" xmlns:o="urn:schemas-microsoft-com:office:office" xmlns:r="http://schemas.openxmlformats.org/officeDocument/2006/relationships" xmlns:m="http://schemas.openxmlformats.org/officeDocument/2006/math" xmlns:v="urn:schemas-microsoft-com:vml" xmlns:wp14="http://schemas.microsoft.com/office/word/2010/wordprocessingDrawing" xmlns:wp="http://schemas.openxmlformats.org/drawingml/2006/wordprocessingDrawing" xmlns:w10="urn:schemas-microsoft-com:office:word" xmlns:w="http://schemas.openxmlformats.org/wordprocessingml/2006/main" xmlns:w14="http://schemas.microsoft.com/office/word/2010/wordml" xmlns:wpg="http://schemas.microsoft.com/office/word/2010/wordprocessingGroup" xmlns:wpi="http://schemas.microsoft.com/office/word/2010/wordprocessingInk" xmlns:wne="http://schemas.microsoft.com/office/word/2006/wordml" xmlns:wps="http://schemas.microsoft.com/office/word/2010/wordprocessingShape" mc:Ignorable="w14 wp14">
-  <w:docDefaults>
-    <w:rPrDefault>
-      <w:rPr>
-        <w:rFonts w:asciiTheme="minorHAnsi" w:eastAsiaTheme="minorEastAsia" w:hAnsiTheme="minorHAnsi" w:cstheme="minorBidi"/>
-        <w:sz w:val="22"/>
-        <w:szCs w:val="22"/>
-        <w:lang w:val="ru-RU" w:eastAsia="ru-RU" w:bidi="ar-SA"/>
-      </w:rPr>
-    </w:rPrDefault>
-    <w:pPrDefault>
-      <w:pPr>
-        <w:spacing w:after="200" w:line="276" w:lineRule="auto"/>
-      </w:pPr>
-    </w:pPrDefault>
-  </w:docDefaults>
-  <w:latentStyles w:defLockedState="0" w:defUIPriority="99" w:defSemiHidden="1" w:defUnhideWhenUsed="1" w:defQFormat="0" w:count="267">
-    <w:lsdException w:name="Normal" w:semiHidden="0" w:uiPriority="0" w:unhideWhenUsed="0" w:qFormat="1"/>
-    <w:lsdException w:name="heading 1" w:semiHidden="0" w:uiPriority="9" w:unhideWhenUsed="0" w:qFormat="1"/>
-    <w:lsdException w:name="heading 2" w:uiPriority="9" w:qFormat="1"/>
-    <w:lsdException w:name="heading 3" w:uiPriority="9" w:qFormat="1"/>
-    <w:lsdException w:name="heading 4" w:uiPriority="9" w:qFormat="1"/>
-    <w:lsdException w:name="heading 5" w:uiPriority="9" w:qFormat="1"/>
-    <w:lsdException w:name="heading 6" w:uiPriority="9" w:qFormat="1"/>
-    <w:lsdException w:name="heading 7" w:uiPriority="9" w:qFormat="1"/>
-    <w:lsdException w:name="heading 8" w:uiPriority="9" w:qFormat="1"/>
-    <w:lsdException w:name="heading 9" w:uiPriority="9" w:qFormat="1"/>
-    <w:lsdException w:name="toc 1" w:uiPriority="39"/>
-    <w:lsdException w:name="toc 2" w:uiPriority="39"/>
-    <w:lsdException w:name="toc 3" w:uiPriority="39"/>
-    <w:lsdException w:name="toc 4" w:uiPriority="39"/>
-    <w:lsdException w:name="toc 5" w:uiPriority="39"/>
-    <w:lsdException w:name="toc 6" w:uiPriority="39"/>
-    <w:lsdException w:name="toc 7" w:uiPriority="39"/>
-    <w:lsdException w:name="toc 8" w:uiPriority="39"/>
-    <w:lsdException w:name="toc 9" w:uiPriority="39"/>
-    <w:lsdException w:name="caption" w:uiPriority="35" w:qFormat="1"/>
-    <w:lsdException w:name="Title" w:semiHidden="0" w:uiPriority="10" w:unhideWhenUsed="0" w:qFormat="1"/>
-    <w:lsdException w:name="Default Paragraph Font" w:uiPriority="1"/>
-    <w:lsdException w:name="Subtitle" w:semiHidden="0" w:uiPriority="11" w:unhideWhenUsed="0" w:qFormat="1"/>
-    <w:lsdException w:name="Strong" w:semiHidden="0" w:uiPriority="22" w:unhideWhenUsed="0" w:qFormat="1"/>
-    <w:lsdException w:name="Emphasis" w:semiHidden="0" w:uiPriority="20" w:unhideWhenUsed="0" w:qFormat="1"/>
-    <w:lsdException w:name="Table Grid" w:semiHidden="0" w:uiPriority="59" w:unhideWhenUsed="0"/>
-    <w:lsdException w:name="Placeholder Text" w:unhideWhenUsed="0"/>
-    <w:lsdException w:name="No Spacing" w:semiHidden="0" w:uiPriority="1" w:unhideWhenUsed="0" w:qFormat="1"/>
-    <w:lsdException w:name="Light Shading" w:semiHidden="0" w:uiPriority="60" w:unhideWhenUsed="0"/>
-    <w:lsdException w:name="Light List" w:semiHidden="0" w:uiPriority="61" w:unhideWhenUsed="0"/>
-    <w:lsdException w:name="Light Grid" w:semiHidden="0" w:uiPriority="62" w:unhideWhenUsed="0"/>
-    <w:lsdException w:name="Medium Shading 1" w:semiHidden="0" w:uiPriority="63" w:unhideWhenUsed="0"/>
-    <w:lsdException w:name="Medium Shading 2" w:semiHidden="0" w:uiPriority="64" w:unhideWhenUsed="0"/>
-    <w:lsdException w:name="Medium List 1" w:semiHidden="0" w:uiPriority="65" w:unhideWhenUsed="0"/>
-    <w:lsdException w:name="Medium List 2" w:semiHidden="0" w:uiPriority="66" w:unhideWhenUsed="0"/>
-    <w:lsdException w:name="Medium Grid 1" w:semiHidden="0" w:uiPriority="67" w:unhideWhenUsed="0"/>
-    <w:lsdException w:name="Medium Grid 2" w:semiHidden="0" w:uiPriority="68" w:unhideWhenUsed="0"/>
-    <w:lsdException w:name="Medium Grid 3" w:semiHidden="0" w:uiPriority="69" w:unhideWhenUsed="0"/>
-    <w:lsdException w:name="Dark List" w:semiHidden="0" w:uiPriority="70" w:unhideWhenUsed="0"/>
-    <w:lsdException w:name="Colorful Shading" w:semiHidden="0" w:uiPriority="71" w:unhideWhenUsed="0"/>
-    <w:lsdException w:name="Colorful List" w:semiHidden="0" w:uiPriority="72" w:unhideWhenUsed="0"/>
-    <w:lsdException w:name="Colorful Grid" w:semiHidden="0" w:uiPriority="73" w:unhideWhenUsed="0"/>
-    <w:lsdException w:name="Light Shading Accent 1" w:semiHidden="0" w:uiPriority="60" w:unhideWhenUsed="0"/>
-    <w:lsdException w:name="Light List Accent 1" w:semiHidden="0" w:uiPriority="61" w:unhideWhenUsed="0"/>
-    <w:lsdException w:name="Light Grid Accent 1" w:semiHidden="0" w:uiPriority="62" w:unhideWhenUsed="0"/>
-    <w:lsdException w:name="Medium Shading 1 Accent 1" w:semiHidden="0" w:uiPriority="63" w:unhideWhenUsed="0"/>
-    <w:lsdException w:name="Medium Shading 2 Accent 1" w:semiHidden="0" w:uiPriority="64" w:unhideWhenUsed="0"/>
-    <w:lsdException w:name="Medium List 1 Accent 1" w:semiHidden="0" w:uiPriority="65" w:unhideWhenUsed="0"/>
-    <w:lsdException w:name="Revision" w:unhideWhenUsed="0"/>
-    <w:lsdException w:name="List Paragraph" w:semiHidden="0" w:uiPriority="34" w:unhideWhenUsed="0" w:qFormat="1"/>
-    <w:lsdException w:name="Quote" w:semiHidden="0" w:uiPriority="29" w:unhideWhenUsed="0" w:qFormat="1"/>
-    <w:lsdException w:name="Intense Quote" w:semiHidden="0" w:uiPriority="30" w:unhideWhenUsed="0" w:qFormat="1"/>
-    <w:lsdException w:name="Medium List 2 Accent 1" w:semiHidden="0" w:uiPriority="66" w:unhideWhenUsed="0"/>
-    <w:lsdException w:name="Medium Grid 1 Accent 1" w:semiHidden="0" w:uiPriority="67" w:unhideWhenUsed="0"/>
-    <w:lsdException w:name="Medium Grid 2 Accent 1" w:semiHidden="0" w:uiPriority="68" w:unhideWhenUsed="0"/>
-    <w:lsdException w:name="Medium Grid 3 Accent 1" w:semiHidden="0" w:uiPriority="69" w:unhideWhenUsed="0"/>
-    <w:lsdException w:name="Dark List Accent 1" w:semiHidden="0" w:uiPriority="70" w:unhideWhenUsed="0"/>
-    <w:lsdException w:name="Colorful Shading Accent 1" w:semiHidden="0" w:uiPriority="71" w:unhideWhenUsed="0"/>
-    <w:lsdException w:name="Colorful List Accent 1" w:semiHidden="0" w:uiPriority="72" w:unhideWhenUsed="0"/>
-    <w:lsdException w:name="Colorful Grid Accent 1" w:semiHidden="0" w:uiPriority="73" w:unhideWhenUsed="0"/>
-    <w:lsdException w:name="Light Shading Accent 2" w:semiHidden="0" w:uiPriority="60" w:unhideWhenUsed="0"/>
-    <w:lsdException w:name="Light List Accent 2" w:semiHidden="0" w:uiPriority="61" w:unhideWhenUsed="0"/>
-    <w:lsdException w:name="Light Grid Accent 2" w:semiHidden="0" w:uiPriority="62" w:unhideWhenUsed="0"/>
-    <w:lsdException w:name="Medium Shading 1 Accent 2" w:semiHidden="0" w:uiPriority="63" w:unhideWhenUsed="0"/>
-    <w:lsdException w:name="Medium Shading 2 Accent 2" w:semiHidden="0" w:uiPriority="64" w:unhideWhenUsed="0"/>
-    <w:lsdException w:name="Medium List 1 Accent 2" w:semiHidden="0" w:uiPriority="65" w:unhideWhenUsed="0"/>
-    <w:lsdException w:name="Medium List 2 Accent 2" w:semiHidden="0" w:uiPriority="66" w:unhideWhenUsed="0"/>
-    <w:lsdException w:name="Medium Grid 1 Accent 2" w:semiHidden="0" w:uiPriority="67" w:unhideWhenUsed="0"/>
-    <w:lsdException w:name="Medium Grid 2 Accent 2" w:semiHidden="0" w:uiPriority="68" w:unhideWhenUsed="0"/>
-    <w:lsdException w:name="Medium Grid 3 Accent 2" w:semiHidden="0" w:uiPriority="69" w:unhideWhenUsed="0"/>
-    <w:lsdException w:name="Dark List Accent 2" w:semiHidden="0" w:uiPriority="70" w:unhideWhenUsed="0"/>
-    <w:lsdException w:name="Colorful Shading Accent 2" w:semiHidden="0" w:uiPriority="71" w:unhideWhenUsed="0"/>
-    <w:lsdException w:name="Colorful List Accent 2" w:semiHidden="0" w:uiPriority="72" w:unhideWhenUsed="0"/>
-    <w:lsdException w:name="Colorful Grid Accent 2" w:semiHidden="0" w:uiPriority="73" w:unhideWhenUsed="0"/>
-    <w:lsdException w:name="Light Shading Accent 3" w:semiHidden="0" w:uiPriority="60" w:unhideWhenUsed="0"/>
-    <w:lsdException w:name="Light List Accent 3" w:semiHidden="0" w:uiPriority="61" w:unhideWhenUsed="0"/>
-    <w:lsdException w:name="Light Grid Accent 3" w:semiHidden="0" w:uiPriority="62" w:unhideWhenUsed="0"/>
-    <w:lsdException w:name="Medium Shading 1 Accent 3" w:semiHidden="0" w:uiPriority="63" w:unhideWhenUsed="0"/>
-    <w:lsdException w:name="Medium Shading 2 Accent 3" w:semiHidden="0" w:uiPriority="64" w:unhideWhenUsed="0"/>
-    <w:lsdException w:name="Medium List 1 Accent 3" w:semiHidden="0" w:uiPriority="65" w:unhideWhenUsed="0"/>
-    <w:lsdException w:name="Medium List 2 Accent 3" w:semiHidden="0" w:uiPriority="66" w:unhideWhenUsed="0"/>
-    <w:lsdException w:name="Medium Grid 1 Accent 3" w:semiHidden="0" w:uiPriority="67" w:unhideWhenUsed="0"/>
-    <w:lsdException w:name="Medium Grid 2 Accent 3" w:semiHidden="0" w:uiPriority="68" w:unhideWhenUsed="0"/>
-    <w:lsdException w:name="Medium Grid 3 Accent 3" w:semiHidden="0" w:uiPriority="69" w:unhideWhenUsed="0"/>
-    <w:lsdException w:name="Dark List Accent 3" w:semiHidden="0" w:uiPriority="70" w:unhideWhenUsed="0"/>
-    <w:lsdException w:name="Colorful Shading Accent 3" w:semiHidden="0" w:uiPriority="71" w:unhideWhenUsed="0"/>
-    <w:lsdException w:name="Colorful List Accent 3" w:semiHidden="0" w:uiPriority="72" w:unhideWhenUsed="0"/>
-    <w:lsdException w:name="Colorful Grid Accent 3" w:semiHidden="0" w:uiPriority="73" w:unhideWhenUsed="0"/>
-    <w:lsdException w:name="Light Shading Accent 4" w:semiHidden="0" w:uiPriority="60" w:unhideWhenUsed="0"/>
-    <w:lsdException w:name="Light List Accent 4" w:semiHidden="0" w:uiPriority="61" w:unhideWhenUsed="0"/>
-    <w:lsdException w:name="Light Grid Accent 4" w:semiHidden="0" w:uiPriority="62" w:unhideWhenUsed="0"/>
-    <w:lsdException w:name="Medium Shading 1 Accent 4" w:semiHidden="0" w:uiPriority="63" w:unhideWhenUsed="0"/>
-    <w:lsdException w:name="Medium Shading 2 Accent 4" w:semiHidden="0" w:uiPriority="64" w:unhideWhenUsed="0"/>
-    <w:lsdException w:name="Medium List 1 Accent 4" w:semiHidden="0" w:uiPriority="65" w:unhideWhenUsed="0"/>
-    <w:lsdException w:name="Medium List 2 Accent 4" w:semiHidden="0" w:uiPriority="66" w:unhideWhenUsed="0"/>
-    <w:lsdException w:name="Medium Grid 1 Accent 4" w:semiHidden="0" w:uiPriority="67" w:unhideWhenUsed="0"/>
-    <w:lsdException w:name="Medium Grid 2 Accent 4" w:semiHidden="0" w:uiPriority="68" w:unhideWhenUsed="0"/>
-    <w:lsdException w:name="Medium Grid 3 Accent 4" w:semiHidden="0" w:uiPriority="69" w:unhideWhenUsed="0"/>
-    <w:lsdException w:name="Dark List Accent 4" w:semiHidden="0" w:uiPriority="70" w:unhideWhenUsed="0"/>
-    <w:lsdException w:name="Colorful Shading Accent 4" w:semiHidden="0" w:uiPriority="71" w:unhideWhenUsed="0"/>
-    <w:lsdException w:name="Colorful List Accent 4" w:semiHidden="0" w:uiPriority="72" w:unhideWhenUsed="0"/>
-    <w:lsdException w:name="Colorful Grid Accent 4" w:semiHidden="0" w:uiPriority="73" w:unhideWhenUsed="0"/>
-    <w:lsdException w:name="Light Shading Accent 5" w:semiHidden="0" w:uiPriority="60" w:unhideWhenUsed="0"/>
-    <w:lsdException w:name="Light List Accent 5" w:semiHidden="0" w:uiPriority="61" w:unhideWhenUsed="0"/>
-    <w:lsdException w:name="Light Grid Accent 5" w:semiHidden="0" w:uiPriority="62" w:unhideWhenUsed="0"/>
-    <w:lsdException w:name="Medium Shading 1 Accent 5" w:semiHidden="0" w:uiPriority="63" w:unhideWhenUsed="0"/>
-    <w:lsdException w:name="Medium Shading 2 Accent 5" w:semiHidden="0" w:uiPriority="64" w:unhideWhenUsed="0"/>
-    <w:lsdException w:name="Medium List 1 Accent 5" w:semiHidden="0" w:uiPriority="65" w:unhideWhenUsed="0"/>
-    <w:lsdException w:name="Medium List 2 Accent 5" w:semiHidden="0" w:uiPriority="66" w:unhideWhenUsed="0"/>
-    <w:lsdException w:name="Medium Grid 1 Accent 5" w:semiHidden="0" w:uiPriority="67" w:unhideWhenUsed="0"/>
-    <w:lsdException w:name="Medium Grid 2 Accent 5" w:semiHidden="0" w:uiPriority="68" w:unhideWhenUsed="0"/>
-    <w:lsdException w:name="Medium Grid 3 Accent 5" w:semiHidden="0" w:uiPriority="69" w:unhideWhenUsed="0"/>
-    <w:lsdException w:name="Dark List Accent 5" w:semiHidden="0" w:uiPriority="70" w:unhideWhenUsed="0"/>
-    <w:lsdException w:name="Colorful Shading Accent 5" w:semiHidden="0" w:uiPriority="71" w:unhideWhenUsed="0"/>
-    <w:lsdException w:name="Colorful List Accent 5" w:semiHidden="0" w:uiPriority="72" w:unhideWhenUsed="0"/>
-    <w:lsdException w:name="Colorful Grid Accent 5" w:semiHidden="0" w:uiPriority="73" w:unhideWhenUsed="0"/>
-    <w:lsdException w:name="Light Shading Accent 6" w:semiHidden="0" w:uiPriority="60" w:unhideWhenUsed="0"/>
-    <w:lsdException w:name="Light List Accent 6" w:semiHidden="0" w:uiPriority="61" w:unhideWhenUsed="0"/>
-    <w:lsdException w:name="Light Grid Accent 6" w:semiHidden="0" w:uiPriority="62" w:unhideWhenUsed="0"/>
-    <w:lsdException w:name="Medium Shading 1 Accent 6" w:semiHidden="0" w:uiPriority="63" w:unhideWhenUsed="0"/>
-    <w:lsdException w:name="Medium Shading 2 Accent 6" w:semiHidden="0" w:uiPriority="64" w:unhideWhenUsed="0"/>
-    <w:lsdException w:name="Medium List 1 Accent 6" w:semiHidden="0" w:uiPriority="65" w:unhideWhenUsed="0"/>
-    <w:lsdException w:name="Medium List 2 Accent 6" w:semiHidden="0" w:uiPriority="66" w:unhideWhenUsed="0"/>
-    <w:lsdException w:name="Medium Grid 1 Accent 6" w:semiHidden="0" w:uiPriority="67" w:unhideWhenUsed="0"/>
-    <w:lsdException w:name="Medium Grid 2 Accent 6" w:semiHidden="0" w:uiPriority="68" w:unhideWhenUsed="0"/>
-    <w:lsdException w:name="Medium Grid 3 Accent 6" w:semiHidden="0" w:uiPriority="69" w:unhideWhenUsed="0"/>
-    <w:lsdException w:name="Dark List Accent 6" w:semiHidden="0" w:uiPriority="70" w:unhideWhenUsed="0"/>
-    <w:lsdException w:name="Colorful Shading Accent 6" w:semiHidden="0" w:uiPriority="71" w:unhideWhenUsed="0"/>
-    <w:lsdException w:name="Colorful List Accent 6" w:semiHidden="0" w:uiPriority="72" w:unhideWhenUsed="0"/>
-    <w:lsdException w:name="Colorful Grid Accent 6" w:semiHidden="0" w:uiPriority="73" w:unhideWhenUsed="0"/>
-    <w:lsdException w:name="Subtle Emphasis" w:semiHidden="0" w:uiPriority="19" w:unhideWhenUsed="0" w:qFormat="1"/>
-    <w:lsdException w:name="Intense Emphasis" w:semiHidden="0" w:uiPriority="21" w:unhideWhenUsed="0" w:qFormat="1"/>
-    <w:lsdException w:name="Subtle Reference" w:semiHidden="0" w:uiPriority="31" w:unhideWhenUsed="0" w:qFormat="1"/>
-    <w:lsdException w:name="Intense Reference" w:semiHidden="0" w:uiPriority="32" w:unhideWhenUsed="0" w:qFormat="1"/>
-    <w:lsdException w:name="Book Title" w:semiHidden="0" w:uiPriority="33" w:unhideWhenUsed="0" w:qFormat="1"/>
-    <w:lsdException w:name="Bibliography" w:uiPriority="37"/>
-    <w:lsdException w:name="TOC Heading" w:uiPriority="39" w:qFormat="1"/>
-  </w:latentStyles>
-  <w:style w:type="paragraph" w:default="1" w:styleId="a">
-    <w:name w:val="Normal"/>
-    <w:qFormat/>
-  </w:style>
-  <w:style w:type="character" w:default="1" w:styleId="a0">
-    <w:name w:val="Default Paragraph Font"/>
-    <w:uiPriority w:val="1"/>
-    <w:semiHidden/>
-    <w:unhideWhenUsed/>
-  </w:style>
-  <w:style w:type="table" w:default="1" w:styleId="a1">
-    <w:name w:val="Normal Table"/>
-    <w:uiPriority w:val="99"/>
-    <w:semiHidden/>
-    <w:unhideWhenUsed/>
-    <w:tblPr>
-      <w:tblInd w:w="0" w:type="dxa"/>
-      <w:tblCellMar>
-        <w:top w:w="0" w:type="dxa"/>
-        <w:left w:w="108" w:type="dxa"/>
-        <w:bottom w:w="0" w:type="dxa"/>
-        <w:right w:w="108" w:type="dxa"/>
-      </w:tblCellMar>
-    </w:tblPr>
-  </w:style>
-  <w:style w:type="numbering" w:default="1" w:styleId="a2">
-    <w:name w:val="No List"/>
-    <w:uiPriority w:val="99"/>
-    <w:semiHidden/>
-    <w:unhideWhenUsed/>
-  </w:style>
-  <w:style w:type="paragraph" w:customStyle="1" w:styleId="0CFA87E8AFA24D1C84473403A2A2221C">
-    <w:name w:val="0CFA87E8AFA24D1C84473403A2A2221C"/>
-    <w:rsid w:val="00251C6E"/>
-  </w:style>
-  <w:style w:type="paragraph" w:customStyle="1" w:styleId="DC7034FB6801479499D355471C58A081">
-    <w:name w:val="DC7034FB6801479499D355471C58A081"/>
-    <w:rsid w:val="00251C6E"/>
-  </w:style>
-  <w:style w:type="paragraph" w:customStyle="1" w:styleId="4CE62BABCD1748DCAE9AF4F388D23014">
-    <w:name w:val="4CE62BABCD1748DCAE9AF4F388D23014"/>
-    <w:rsid w:val="00251C6E"/>
-  </w:style>
-</w:styles>
-</file>
-
-<file path=word/glossary/webSettings.xml><?xml version="1.0" encoding="utf-8"?>
-<w:webSettings xmlns:mc="http://schemas.openxmlformats.org/markup-compatibility/2006" xmlns:r="http://schemas.openxmlformats.org/officeDocument/2006/relationships" xmlns:w="http://schemas.openxmlformats.org/wordprocessingml/2006/main" xmlns:w14="http://schemas.microsoft.com/office/word/2010/wordml" mc:Ignorable="w14">
-  <w:optimizeForBrowser/>
-  <w:allowPNG/>
-</w:webSettings>
-</file>
-
 <file path=word/theme/theme1.xml><?xml version="1.0" encoding="utf-8"?>
 <a:theme xmlns:a="http://schemas.openxmlformats.org/drawingml/2006/main" name="Тема Office">
   <a:themeElements>
@@ -30903,7 +30257,7 @@
 </file>
 
 <file path=customXml/itemProps1.xml><?xml version="1.0" encoding="utf-8"?>
-<ds:datastoreItem xmlns:ds="http://schemas.openxmlformats.org/officeDocument/2006/customXml" ds:itemID="{23856764-543E-42D9-BA7D-CDAF156A0D9F}">
+<ds:datastoreItem xmlns:ds="http://schemas.openxmlformats.org/officeDocument/2006/customXml" ds:itemID="{4F2FE9F2-81A1-4BC8-8EBF-BA9E1EDE9E0C}">
   <ds:schemaRefs>
     <ds:schemaRef ds:uri="http://schemas.openxmlformats.org/officeDocument/2006/bibliography"/>
   </ds:schemaRefs>
